--- a/3D겜플2/3DGP 2.docx
+++ b/3D겜플2/3DGP 2.docx
@@ -3301,6 +3301,9 @@
     <w:p/>
     <w:p>
       <w:r>
+        <w:rPr>
+          <w:noProof/>
+        </w:rPr>
         <w:drawing>
           <wp:inline distT="0" distB="0" distL="0" distR="0" wp14:anchorId="79329662" wp14:editId="3F2918DF">
             <wp:extent cx="6645910" cy="1304925"/>
@@ -3339,11 +3342,6 @@
       </w:r>
     </w:p>
     <w:p>
-      <w:pPr>
-        <w:rPr>
-          <w:rFonts w:hint="eastAsia"/>
-        </w:rPr>
-      </w:pPr>
       <w:r>
         <w:rPr>
           <w:rFonts w:hint="eastAsia"/>
@@ -3419,6 +3417,90 @@
           <w:rFonts w:hint="eastAsia"/>
         </w:rPr>
         <w:t xml:space="preserve"> 통해 부드럽게 결정된다.</w:t>
+      </w:r>
+    </w:p>
+    <w:p/>
+    <w:p/>
+    <w:p>
+      <w:pPr>
+        <w:rPr>
+          <w:rFonts w:hint="eastAsia"/>
+        </w:rPr>
+      </w:pPr>
+      <w:r>
+        <w:lastRenderedPageBreak/>
+        <w:drawing>
+          <wp:inline distT="0" distB="0" distL="0" distR="0" wp14:anchorId="59506528" wp14:editId="624D2CD8">
+            <wp:extent cx="6480000" cy="4866501"/>
+            <wp:effectExtent l="0" t="0" r="0" b="0"/>
+            <wp:docPr id="611759202" name="그림 1"/>
+            <wp:cNvGraphicFramePr>
+              <a:graphicFrameLocks xmlns:a="http://schemas.openxmlformats.org/drawingml/2006/main" noChangeAspect="1"/>
+            </wp:cNvGraphicFramePr>
+            <a:graphic xmlns:a="http://schemas.openxmlformats.org/drawingml/2006/main">
+              <a:graphicData uri="http://schemas.openxmlformats.org/drawingml/2006/picture">
+                <pic:pic xmlns:pic="http://schemas.openxmlformats.org/drawingml/2006/picture">
+                  <pic:nvPicPr>
+                    <pic:cNvPr id="611759202" name=""/>
+                    <pic:cNvPicPr/>
+                  </pic:nvPicPr>
+                  <pic:blipFill>
+                    <a:blip r:embed="rId22"/>
+                    <a:stretch>
+                      <a:fillRect/>
+                    </a:stretch>
+                  </pic:blipFill>
+                  <pic:spPr>
+                    <a:xfrm>
+                      <a:off x="0" y="0"/>
+                      <a:ext cx="6480000" cy="4866501"/>
+                    </a:xfrm>
+                    <a:prstGeom prst="rect">
+                      <a:avLst/>
+                    </a:prstGeom>
+                  </pic:spPr>
+                </pic:pic>
+              </a:graphicData>
+            </a:graphic>
+          </wp:inline>
+        </w:drawing>
+      </w:r>
+      <w:r>
+        <w:drawing>
+          <wp:inline distT="0" distB="0" distL="0" distR="0" wp14:anchorId="7B271391" wp14:editId="12327B23">
+            <wp:extent cx="6480000" cy="4851642"/>
+            <wp:effectExtent l="0" t="0" r="0" b="6350"/>
+            <wp:docPr id="537503782" name="그림 1"/>
+            <wp:cNvGraphicFramePr>
+              <a:graphicFrameLocks xmlns:a="http://schemas.openxmlformats.org/drawingml/2006/main" noChangeAspect="1"/>
+            </wp:cNvGraphicFramePr>
+            <a:graphic xmlns:a="http://schemas.openxmlformats.org/drawingml/2006/main">
+              <a:graphicData uri="http://schemas.openxmlformats.org/drawingml/2006/picture">
+                <pic:pic xmlns:pic="http://schemas.openxmlformats.org/drawingml/2006/picture">
+                  <pic:nvPicPr>
+                    <pic:cNvPr id="537503782" name=""/>
+                    <pic:cNvPicPr/>
+                  </pic:nvPicPr>
+                  <pic:blipFill>
+                    <a:blip r:embed="rId23"/>
+                    <a:stretch>
+                      <a:fillRect/>
+                    </a:stretch>
+                  </pic:blipFill>
+                  <pic:spPr>
+                    <a:xfrm>
+                      <a:off x="0" y="0"/>
+                      <a:ext cx="6480000" cy="4851642"/>
+                    </a:xfrm>
+                    <a:prstGeom prst="rect">
+                      <a:avLst/>
+                    </a:prstGeom>
+                  </pic:spPr>
+                </pic:pic>
+              </a:graphicData>
+            </a:graphic>
+          </wp:inline>
+        </w:drawing>
       </w:r>
     </w:p>
     <w:sectPr>
